--- a/CÔNG TY TNHH SUNAGRO FOOD (VIET NAM)/Hồ sơ điều chỉnh GPĐT (pdf)/Điều chỉnh 2026/GiayChungNhanDauTu_HoSo2026/Ủy Quyền.docx
+++ b/CÔNG TY TNHH SUNAGRO FOOD (VIET NAM)/Hồ sơ điều chỉnh GPĐT (pdf)/Điều chỉnh 2026/GiayChungNhanDauTu_HoSo2026/Ủy Quyền.docx
@@ -87,24 +87,26 @@
           <w:sz w:val="26"/>
           <w:szCs w:val="26"/>
         </w:rPr>
-        <w:t>…</w:t>
-      </w:r>
-      <w:r>
-        <w:rPr>
-          <w:rFonts w:ascii="Times New Roman" w:hAnsi="Times New Roman" w:cs="Times New Roman"/>
-          <w:sz w:val="26"/>
-          <w:szCs w:val="26"/>
-        </w:rPr>
-        <w:t xml:space="preserve"> tháng</w:t>
-      </w:r>
-      <w:r>
-        <w:rPr>
-          <w:rFonts w:ascii="Times New Roman" w:hAnsi="Times New Roman" w:cs="Times New Roman"/>
-          <w:sz w:val="26"/>
-          <w:szCs w:val="26"/>
-        </w:rPr>
-        <w:t>…</w:t>
-      </w:r>
+        <w:t xml:space="preserve">10 </w:t>
+      </w:r>
+      <w:r>
+        <w:rPr>
+          <w:rFonts w:ascii="Times New Roman" w:hAnsi="Times New Roman" w:cs="Times New Roman"/>
+          <w:sz w:val="26"/>
+          <w:szCs w:val="26"/>
+        </w:rPr>
+        <w:t>tháng</w:t>
+      </w:r>
+      <w:r>
+        <w:rPr>
+          <w:rFonts w:ascii="Times New Roman" w:hAnsi="Times New Roman" w:cs="Times New Roman"/>
+          <w:sz w:val="26"/>
+          <w:szCs w:val="26"/>
+        </w:rPr>
+        <w:t xml:space="preserve"> 8 </w:t>
+      </w:r>
+      <w:bookmarkStart w:id="0" w:name="_GoBack"/>
+      <w:bookmarkEnd w:id="0"/>
       <w:r>
         <w:rPr>
           <w:rFonts w:ascii="Times New Roman" w:hAnsi="Times New Roman" w:cs="Times New Roman"/>
@@ -140,11 +142,16 @@
     </w:p>
     <w:p>
       <w:pPr>
-        <w:rPr>
-          <w:rFonts w:ascii="Times New Roman" w:hAnsi="Times New Roman" w:cs="Times New Roman"/>
-          <w:color w:val="000000" w:themeColor="text1"/>
-          <w:sz w:val="26"/>
-          <w:szCs w:val="26"/>
+        <w:tabs>
+          <w:tab w:val="left" w:leader="dot" w:pos="9072"/>
+        </w:tabs>
+        <w:spacing w:before="80" w:after="80"/>
+        <w:jc w:val="center"/>
+        <w:rPr>
+          <w:rFonts w:ascii="Times New Roman" w:eastAsia="Times New Roman" w:hAnsi="Times New Roman" w:cs="Times New Roman"/>
+          <w:sz w:val="24"/>
+          <w:szCs w:val="24"/>
+          <w:lang w:val="pt-BR"/>
         </w:rPr>
       </w:pPr>
       <w:r>
@@ -158,14 +165,31 @@
       </w:r>
       <w:r>
         <w:rPr>
-          <w:rFonts w:ascii="Times New Roman" w:hAnsi="Times New Roman" w:cs="Times New Roman"/>
-          <w:b/>
-          <w:bCs/>
-          <w:color w:val="000000" w:themeColor="text1"/>
-          <w:sz w:val="26"/>
-          <w:szCs w:val="26"/>
-        </w:rPr>
-        <w:t>Ban Quản lý các Khu công nghiệp thành phố Hồ Chí Minh</w:t>
+          <w:rFonts w:ascii="Times New Roman" w:eastAsia="Times New Roman" w:hAnsi="Times New Roman" w:cs="Times New Roman"/>
+          <w:sz w:val="24"/>
+          <w:szCs w:val="24"/>
+          <w:lang w:val="pt-BR"/>
+        </w:rPr>
+        <w:t>BAN QUẢN LÝ CÁC KHU CHẾ XUẤT VÀ CÔNG NGHIỆP</w:t>
+      </w:r>
+    </w:p>
+    <w:p>
+      <w:pPr>
+        <w:rPr>
+          <w:rFonts w:ascii="Times New Roman" w:hAnsi="Times New Roman" w:cs="Times New Roman"/>
+          <w:color w:val="000000" w:themeColor="text1"/>
+          <w:sz w:val="26"/>
+          <w:szCs w:val="26"/>
+        </w:rPr>
+      </w:pPr>
+      <w:r>
+        <w:rPr>
+          <w:rFonts w:ascii="Times New Roman" w:eastAsia="Times New Roman" w:hAnsi="Times New Roman" w:cs="Times New Roman"/>
+          <w:sz w:val="24"/>
+          <w:szCs w:val="24"/>
+          <w:lang w:val="pt-BR"/>
+        </w:rPr>
+        <w:t>THÀNH PHỐ HỒ CHÍ MINH</w:t>
       </w:r>
     </w:p>
     <w:p>
@@ -936,16 +960,7 @@
           <w:sz w:val="26"/>
           <w:szCs w:val="26"/>
         </w:rPr>
-        <w:t xml:space="preserve">, </w:t>
-      </w:r>
-      <w:r>
-        <w:rPr>
-          <w:rFonts w:ascii="Times New Roman" w:hAnsi="Times New Roman" w:cs="Times New Roman"/>
-          <w:color w:val="000000" w:themeColor="text1"/>
-          <w:sz w:val="26"/>
-          <w:szCs w:val="26"/>
-        </w:rPr>
-        <w:t xml:space="preserve">đăng ký thay đổi Giấy </w:t>
+        <w:t xml:space="preserve">, đăng ký thay đổi Giấy </w:t>
       </w:r>
       <w:r>
         <w:rPr>
@@ -999,16 +1014,7 @@
           <w:sz w:val="26"/>
           <w:szCs w:val="26"/>
         </w:rPr>
-        <w:t xml:space="preserve">, </w:t>
-      </w:r>
-      <w:r>
-        <w:rPr>
-          <w:rFonts w:ascii="Times New Roman" w:hAnsi="Times New Roman" w:cs="Times New Roman"/>
-          <w:color w:val="000000" w:themeColor="text1"/>
-          <w:sz w:val="26"/>
-          <w:szCs w:val="26"/>
-        </w:rPr>
-        <w:t xml:space="preserve">Giấy </w:t>
+        <w:t xml:space="preserve">, Giấy </w:t>
       </w:r>
       <w:r>
         <w:rPr>
@@ -1213,8 +1219,6 @@
         </w:rPr>
         <w:t>YANG, ZHIPENG</w:t>
       </w:r>
-      <w:bookmarkStart w:id="0" w:name="_GoBack"/>
-      <w:bookmarkEnd w:id="0"/>
     </w:p>
     <w:sectPr>
       <w:pgSz w:w="12240" w:h="15840"/>
